--- a/AlgoRevision.docx
+++ b/AlgoRevision.docx
@@ -956,8 +956,6 @@
         </w:rPr>
         <w:t>Addition/Subtraction/Division</w:t>
       </w:r>
-      <w:bookmarkStart w:id="0" w:name="_GoBack"/>
-      <w:bookmarkEnd w:id="0"/>
     </w:p>
     <w:p>
       <w:pPr>
@@ -980,6 +978,111 @@
         </w:rPr>
         <w:t>Divide and Conquer</w:t>
       </w:r>
+    </w:p>
+    <w:p>
+      <w:pPr>
+        <w:pStyle w:val="ListParagraph"/>
+        <w:numPr>
+          <w:ilvl w:val="0"/>
+          <w:numId w:val="2"/>
+        </w:numPr>
+        <w:rPr>
+          <w:sz w:val="40"/>
+          <w:szCs w:val="40"/>
+          <w:lang w:val="en-US"/>
+        </w:rPr>
+      </w:pPr>
+      <w:r>
+        <w:rPr>
+          <w:sz w:val="40"/>
+          <w:szCs w:val="40"/>
+          <w:lang w:val="en-US"/>
+        </w:rPr>
+        <w:t xml:space="preserve">Minimum Distance between 2 points in </w:t>
+      </w:r>
+      <w:proofErr w:type="gramStart"/>
+      <w:r>
+        <w:rPr>
+          <w:sz w:val="40"/>
+          <w:szCs w:val="40"/>
+          <w:lang w:val="en-US"/>
+        </w:rPr>
+        <w:t>an</w:t>
+      </w:r>
+      <w:proofErr w:type="gramEnd"/>
+      <w:r>
+        <w:rPr>
+          <w:sz w:val="40"/>
+          <w:szCs w:val="40"/>
+          <w:lang w:val="en-US"/>
+        </w:rPr>
+        <w:t xml:space="preserve"> plane</w:t>
+      </w:r>
+    </w:p>
+    <w:p>
+      <w:pPr>
+        <w:pStyle w:val="ListParagraph"/>
+        <w:numPr>
+          <w:ilvl w:val="0"/>
+          <w:numId w:val="6"/>
+        </w:numPr>
+        <w:rPr>
+          <w:sz w:val="40"/>
+          <w:szCs w:val="40"/>
+          <w:lang w:val="en-US"/>
+        </w:rPr>
+      </w:pPr>
+      <w:r>
+        <w:rPr>
+          <w:sz w:val="40"/>
+          <w:szCs w:val="40"/>
+          <w:lang w:val="en-US"/>
+        </w:rPr>
+        <w:t>Brute Force O(n^2)</w:t>
+      </w:r>
+    </w:p>
+    <w:p>
+      <w:pPr>
+        <w:pStyle w:val="ListParagraph"/>
+        <w:numPr>
+          <w:ilvl w:val="0"/>
+          <w:numId w:val="6"/>
+        </w:numPr>
+        <w:rPr>
+          <w:sz w:val="40"/>
+          <w:szCs w:val="40"/>
+          <w:lang w:val="en-US"/>
+        </w:rPr>
+      </w:pPr>
+      <w:r>
+        <w:rPr>
+          <w:sz w:val="40"/>
+          <w:szCs w:val="40"/>
+          <w:lang w:val="en-US"/>
+        </w:rPr>
+        <w:t xml:space="preserve">Sort by x axis size/2 two halves </w:t>
+      </w:r>
+    </w:p>
+    <w:p>
+      <w:pPr>
+        <w:pStyle w:val="ListParagraph"/>
+        <w:ind w:left="1440"/>
+        <w:rPr>
+          <w:sz w:val="40"/>
+          <w:szCs w:val="40"/>
+          <w:lang w:val="en-US"/>
+        </w:rPr>
+      </w:pPr>
+      <w:r>
+        <w:rPr>
+          <w:sz w:val="40"/>
+          <w:szCs w:val="40"/>
+          <w:lang w:val="en-US"/>
+        </w:rPr>
+        <w:t>Left and Right give their min choose the minimum of both the halves</w:t>
+      </w:r>
+      <w:bookmarkStart w:id="0" w:name="_GoBack"/>
+      <w:bookmarkEnd w:id="0"/>
     </w:p>
     <w:sectPr>
       <w:pgSz w:w="11906" w:h="16838"/>
@@ -1172,6 +1275,95 @@
     </w:lvl>
   </w:abstractNum>
   <w:abstractNum w:abstractNumId="2" w15:restartNumberingAfterBreak="0">
+    <w:nsid w:val="3C4F5D31"/>
+    <w:multiLevelType w:val="hybridMultilevel"/>
+    <w:tmpl w:val="7E04D5BE"/>
+    <w:lvl w:ilvl="0" w:tplc="3990A646">
+      <w:start w:val="1"/>
+      <w:numFmt w:val="lowerRoman"/>
+      <w:lvlText w:val="%1."/>
+      <w:lvlJc w:val="left"/>
+      <w:pPr>
+        <w:ind w:left="1440" w:hanging="720"/>
+      </w:pPr>
+      <w:rPr>
+        <w:rFonts w:hint="default"/>
+      </w:rPr>
+    </w:lvl>
+    <w:lvl w:ilvl="1" w:tplc="40090019" w:tentative="1">
+      <w:start w:val="1"/>
+      <w:numFmt w:val="lowerLetter"/>
+      <w:lvlText w:val="%2."/>
+      <w:lvlJc w:val="left"/>
+      <w:pPr>
+        <w:ind w:left="1800" w:hanging="360"/>
+      </w:pPr>
+    </w:lvl>
+    <w:lvl w:ilvl="2" w:tplc="4009001B" w:tentative="1">
+      <w:start w:val="1"/>
+      <w:numFmt w:val="lowerRoman"/>
+      <w:lvlText w:val="%3."/>
+      <w:lvlJc w:val="right"/>
+      <w:pPr>
+        <w:ind w:left="2520" w:hanging="180"/>
+      </w:pPr>
+    </w:lvl>
+    <w:lvl w:ilvl="3" w:tplc="4009000F" w:tentative="1">
+      <w:start w:val="1"/>
+      <w:numFmt w:val="decimal"/>
+      <w:lvlText w:val="%4."/>
+      <w:lvlJc w:val="left"/>
+      <w:pPr>
+        <w:ind w:left="3240" w:hanging="360"/>
+      </w:pPr>
+    </w:lvl>
+    <w:lvl w:ilvl="4" w:tplc="40090019" w:tentative="1">
+      <w:start w:val="1"/>
+      <w:numFmt w:val="lowerLetter"/>
+      <w:lvlText w:val="%5."/>
+      <w:lvlJc w:val="left"/>
+      <w:pPr>
+        <w:ind w:left="3960" w:hanging="360"/>
+      </w:pPr>
+    </w:lvl>
+    <w:lvl w:ilvl="5" w:tplc="4009001B" w:tentative="1">
+      <w:start w:val="1"/>
+      <w:numFmt w:val="lowerRoman"/>
+      <w:lvlText w:val="%6."/>
+      <w:lvlJc w:val="right"/>
+      <w:pPr>
+        <w:ind w:left="4680" w:hanging="180"/>
+      </w:pPr>
+    </w:lvl>
+    <w:lvl w:ilvl="6" w:tplc="4009000F" w:tentative="1">
+      <w:start w:val="1"/>
+      <w:numFmt w:val="decimal"/>
+      <w:lvlText w:val="%7."/>
+      <w:lvlJc w:val="left"/>
+      <w:pPr>
+        <w:ind w:left="5400" w:hanging="360"/>
+      </w:pPr>
+    </w:lvl>
+    <w:lvl w:ilvl="7" w:tplc="40090019" w:tentative="1">
+      <w:start w:val="1"/>
+      <w:numFmt w:val="lowerLetter"/>
+      <w:lvlText w:val="%8."/>
+      <w:lvlJc w:val="left"/>
+      <w:pPr>
+        <w:ind w:left="6120" w:hanging="360"/>
+      </w:pPr>
+    </w:lvl>
+    <w:lvl w:ilvl="8" w:tplc="4009001B" w:tentative="1">
+      <w:start w:val="1"/>
+      <w:numFmt w:val="lowerRoman"/>
+      <w:lvlText w:val="%9."/>
+      <w:lvlJc w:val="right"/>
+      <w:pPr>
+        <w:ind w:left="6840" w:hanging="180"/>
+      </w:pPr>
+    </w:lvl>
+  </w:abstractNum>
+  <w:abstractNum w:abstractNumId="3" w15:restartNumberingAfterBreak="0">
     <w:nsid w:val="615B3754"/>
     <w:multiLevelType w:val="hybridMultilevel"/>
     <w:tmpl w:val="058ADE50"/>
@@ -1260,7 +1452,7 @@
       </w:pPr>
     </w:lvl>
   </w:abstractNum>
-  <w:abstractNum w:abstractNumId="3" w15:restartNumberingAfterBreak="0">
+  <w:abstractNum w:abstractNumId="4" w15:restartNumberingAfterBreak="0">
     <w:nsid w:val="7C7E3DFB"/>
     <w:multiLevelType w:val="hybridMultilevel"/>
     <w:tmpl w:val="C3005D0E"/>
@@ -1349,7 +1541,7 @@
       </w:pPr>
     </w:lvl>
   </w:abstractNum>
-  <w:abstractNum w:abstractNumId="4" w15:restartNumberingAfterBreak="0">
+  <w:abstractNum w:abstractNumId="5" w15:restartNumberingAfterBreak="0">
     <w:nsid w:val="7E111F46"/>
     <w:multiLevelType w:val="hybridMultilevel"/>
     <w:tmpl w:val="D78A4672"/>
@@ -1436,10 +1628,10 @@
     </w:lvl>
   </w:abstractNum>
   <w:num w:numId="1">
-    <w:abstractNumId w:val="4"/>
+    <w:abstractNumId w:val="5"/>
   </w:num>
   <w:num w:numId="2">
-    <w:abstractNumId w:val="3"/>
+    <w:abstractNumId w:val="4"/>
   </w:num>
   <w:num w:numId="3">
     <w:abstractNumId w:val="1"/>
@@ -1448,6 +1640,9 @@
     <w:abstractNumId w:val="0"/>
   </w:num>
   <w:num w:numId="5">
+    <w:abstractNumId w:val="3"/>
+  </w:num>
+  <w:num w:numId="6">
     <w:abstractNumId w:val="2"/>
   </w:num>
 </w:numbering>
